--- a/docs/00_thesis/output/初稿IX/論文封面_書名檔.docx
+++ b/docs/00_thesis/output/初稿IX/論文封面_書名檔.docx
@@ -546,18 +546,7 @@
           <w:sz w:val="32"/>
           <w:szCs w:val="32"/>
         </w:rPr>
-        <w:t>, Ph.</w:t>
-      </w:r>
-      <w:bookmarkStart w:id="0" w:name="_GoBack"/>
-      <w:bookmarkEnd w:id="0"/>
-      <w:r>
-        <w:rPr>
-          <w:rFonts w:ascii="Times New Roman" w:hAnsi="Times New Roman"/>
-          <w:color w:val="auto"/>
-          <w:sz w:val="32"/>
-          <w:szCs w:val="32"/>
-        </w:rPr>
-        <w:t>D.</w:t>
+        <w:t>, Ph.D.</w:t>
       </w:r>
     </w:p>
     <w:p>
@@ -647,7 +636,7 @@
           <w:sz w:val="36"/>
           <w:szCs w:val="36"/>
         </w:rPr>
-        <w:t>5</w:t>
+        <w:t>7</w:t>
       </w:r>
       <w:r>
         <w:rPr>
@@ -687,8 +676,10 @@
           <w:sz w:val="36"/>
           <w:szCs w:val="36"/>
         </w:rPr>
-        <w:t>May</w:t>
-      </w:r>
+        <w:t>July</w:t>
+      </w:r>
+      <w:bookmarkStart w:id="0" w:name="_GoBack"/>
+      <w:bookmarkEnd w:id="0"/>
       <w:r>
         <w:rPr>
           <w:rFonts w:ascii="Times New Roman" w:hAnsi="Times New Roman"/>
@@ -1695,7 +1686,7 @@
   <a:extraClrSchemeLst/>
   <a:extLst>
     <a:ext uri="{05A4C25C-085E-4340-85A3-A5531E510DB2}">
-      <thm15:themeFamily xmlns="" xmlns:thm15="http://schemas.microsoft.com/office/thememl/2012/main" name="Office Theme" id="{62F939B6-93AF-4DB8-9C6B-D6C7DFDC589F}" vid="{4A3C46E8-61CC-4603-A589-7422A47A8E4A}"/>
+      <thm15:themeFamily xmlns:thm15="http://schemas.microsoft.com/office/thememl/2012/main" xmlns="" name="Office Theme" id="{62F939B6-93AF-4DB8-9C6B-D6C7DFDC589F}" vid="{4A3C46E8-61CC-4603-A589-7422A47A8E4A}"/>
     </a:ext>
   </a:extLst>
 </a:theme>
